--- a/assets/pdf/CV-Ph.D.docx
+++ b/assets/pdf/CV-Ph.D.docx
@@ -227,8 +227,10 @@
           <w:szCs w:val="20"/>
           <w:lang w:val="en-US"/>
         </w:rPr>
-        <w:t>Computer Science.</w:t>
-      </w:r>
+        <w:t>Computer Science</w:t>
+      </w:r>
+      <w:bookmarkStart w:id="2" w:name="_GoBack"/>
+      <w:bookmarkEnd w:id="2"/>
     </w:p>
     <w:p>
       <w:pPr>
@@ -268,9 +270,10 @@
         <w:ind w:left="2268"/>
         <w:jc w:val="both"/>
         <w:rPr>
-          <w:sz w:val="20"/>
-          <w:szCs w:val="20"/>
-          <w:lang w:val="en-US"/>
+          <w:rFonts w:hint="default"/>
+          <w:sz w:val="20"/>
+          <w:szCs w:val="20"/>
+          <w:lang w:val="en"/>
         </w:rPr>
       </w:pPr>
       <w:r>
@@ -289,7 +292,33 @@
           <w:szCs w:val="20"/>
           <w:lang w:val="en-US"/>
         </w:rPr>
-        <w:t>: Sparse Training, Knowledge Elicitation and Presentation, Metric Learning, Few-shot learning, Active Learning</w:t>
+        <w:t xml:space="preserve">: Sparse Training, </w:t>
+      </w:r>
+      <w:r>
+        <w:rPr>
+          <w:rFonts w:hint="default"/>
+          <w:sz w:val="20"/>
+          <w:szCs w:val="20"/>
+          <w:lang w:val="en"/>
+        </w:rPr>
+        <w:t xml:space="preserve">Data Efficiency, </w:t>
+      </w:r>
+      <w:r>
+        <w:rPr>
+          <w:sz w:val="20"/>
+          <w:szCs w:val="20"/>
+          <w:lang w:val="en-US"/>
+        </w:rPr>
+        <w:t>Knowledge Elicitation and Presentation</w:t>
+      </w:r>
+      <w:r>
+        <w:rPr>
+          <w:rFonts w:hint="default"/>
+          <w:sz w:val="20"/>
+          <w:szCs w:val="20"/>
+          <w:lang w:val="en"/>
+        </w:rPr>
+        <w:t>.</w:t>
       </w:r>
     </w:p>
     <w:p>
@@ -464,7 +493,58 @@
           <w:szCs w:val="20"/>
           <w:lang w:val="en-US"/>
         </w:rPr>
-        <w:t xml:space="preserve">: control engineering, robotics     </w:t>
+        <w:t xml:space="preserve">: </w:t>
+      </w:r>
+      <w:r>
+        <w:rPr>
+          <w:rFonts w:hint="default"/>
+          <w:sz w:val="20"/>
+          <w:szCs w:val="20"/>
+          <w:lang w:val="en"/>
+        </w:rPr>
+        <w:t>C</w:t>
+      </w:r>
+      <w:r>
+        <w:rPr>
+          <w:sz w:val="20"/>
+          <w:szCs w:val="20"/>
+          <w:lang w:val="en-US"/>
+        </w:rPr>
+        <w:t xml:space="preserve">ontrol </w:t>
+      </w:r>
+      <w:r>
+        <w:rPr>
+          <w:rFonts w:hint="default"/>
+          <w:sz w:val="20"/>
+          <w:szCs w:val="20"/>
+          <w:lang w:val="en"/>
+        </w:rPr>
+        <w:t>E</w:t>
+      </w:r>
+      <w:r>
+        <w:rPr>
+          <w:sz w:val="20"/>
+          <w:szCs w:val="20"/>
+          <w:lang w:val="en-US"/>
+        </w:rPr>
+        <w:t xml:space="preserve">ngineering, </w:t>
+      </w:r>
+      <w:r>
+        <w:rPr>
+          <w:rFonts w:hint="default"/>
+          <w:sz w:val="20"/>
+          <w:szCs w:val="20"/>
+          <w:lang w:val="en"/>
+        </w:rPr>
+        <w:t>R</w:t>
+      </w:r>
+      <w:r>
+        <w:rPr>
+          <w:sz w:val="20"/>
+          <w:szCs w:val="20"/>
+          <w:lang w:val="en-US"/>
+        </w:rPr>
+        <w:t xml:space="preserve">obotics     </w:t>
       </w:r>
     </w:p>
     <w:p>
@@ -821,7 +901,24 @@
           <w:szCs w:val="20"/>
           <w:lang w:val="en-US" w:eastAsia="zh-CN"/>
         </w:rPr>
-        <w:t xml:space="preserve">           Scholarship Four-years Ph. D. founding, Chinese Scholarship Council </w:t>
+        <w:t xml:space="preserve">           Scholarship</w:t>
+      </w:r>
+      <w:r>
+        <w:rPr>
+          <w:rFonts w:hint="default"/>
+          <w:sz w:val="20"/>
+          <w:szCs w:val="20"/>
+          <w:lang w:val="en" w:eastAsia="zh-CN"/>
+        </w:rPr>
+        <w:t>,</w:t>
+      </w:r>
+      <w:r>
+        <w:rPr>
+          <w:sz w:val="20"/>
+          <w:szCs w:val="20"/>
+          <w:lang w:val="en-US" w:eastAsia="zh-CN"/>
+        </w:rPr>
+        <w:t xml:space="preserve"> Four-years Ph. D. founding, Chinese Scholarship Council </w:t>
       </w:r>
     </w:p>
     <w:p>
@@ -858,7 +955,24 @@
           <w:szCs w:val="20"/>
           <w:lang w:val="en-US" w:eastAsia="zh-CN"/>
         </w:rPr>
-        <w:t xml:space="preserve">           Scholarship Second-class Scholarship, Harbin Institute of Technology</w:t>
+        <w:t xml:space="preserve">           Scholarship</w:t>
+      </w:r>
+      <w:r>
+        <w:rPr>
+          <w:rFonts w:hint="default"/>
+          <w:sz w:val="20"/>
+          <w:szCs w:val="20"/>
+          <w:lang w:val="en" w:eastAsia="zh-CN"/>
+        </w:rPr>
+        <w:t>,</w:t>
+      </w:r>
+      <w:r>
+        <w:rPr>
+          <w:sz w:val="20"/>
+          <w:szCs w:val="20"/>
+          <w:lang w:val="en-US" w:eastAsia="zh-CN"/>
+        </w:rPr>
+        <w:t xml:space="preserve"> Second-class Scholarship, Harbin Institute of Technology</w:t>
       </w:r>
     </w:p>
     <w:p>
@@ -896,7 +1010,24 @@
           <w:szCs w:val="20"/>
           <w:lang w:val="en-US" w:eastAsia="zh-CN"/>
         </w:rPr>
-        <w:t xml:space="preserve">           Scholarship Second-class Scholarship, Harbin Institute of Technology</w:t>
+        <w:t xml:space="preserve">           Scholarship</w:t>
+      </w:r>
+      <w:r>
+        <w:rPr>
+          <w:rFonts w:hint="default"/>
+          <w:sz w:val="20"/>
+          <w:szCs w:val="20"/>
+          <w:lang w:val="en" w:eastAsia="zh-CN"/>
+        </w:rPr>
+        <w:t>,</w:t>
+      </w:r>
+      <w:r>
+        <w:rPr>
+          <w:sz w:val="20"/>
+          <w:szCs w:val="20"/>
+          <w:lang w:val="en-US" w:eastAsia="zh-CN"/>
+        </w:rPr>
+        <w:t xml:space="preserve"> Second-class Scholarship, Harbin Institute of Technology</w:t>
       </w:r>
     </w:p>
     <w:p>
@@ -1268,7 +1399,23 @@
           <w:sz w:val="20"/>
           <w:szCs w:val="20"/>
         </w:rPr>
-        <w:t>Develop the tutorials and Pytorch, CNN model and Word Embedding</w:t>
+        <w:t xml:space="preserve">Develop the tutorials </w:t>
+      </w:r>
+      <w:r>
+        <w:rPr>
+          <w:rFonts w:hint="default"/>
+          <w:sz w:val="20"/>
+          <w:szCs w:val="20"/>
+          <w:lang w:val="en"/>
+        </w:rPr>
+        <w:t xml:space="preserve">for </w:t>
+      </w:r>
+      <w:r>
+        <w:rPr>
+          <w:sz w:val="20"/>
+          <w:szCs w:val="20"/>
+        </w:rPr>
+        <w:t>Pytorch, CNN model and Word Embedding</w:t>
       </w:r>
     </w:p>
     <w:p>
@@ -2877,6 +3024,19 @@
       </w:r>
       <w:r>
         <w:rPr>
+          <w:rFonts w:hint="default" w:ascii="Tahoma" w:hAnsi="Tahoma" w:cs="Arial Unicode MS"/>
+          <w:b/>
+          <w:bCs/>
+          <w:color w:val="000000"/>
+          <w:sz w:val="20"/>
+          <w:szCs w:val="20"/>
+          <w:u w:color="000000"/>
+          <w:lang w:val="en" w:eastAsia="en-GB" w:bidi="ar-SA"/>
+        </w:rPr>
+        <w:t xml:space="preserve"> DC</w:t>
+      </w:r>
+      <w:r>
+        <w:rPr>
           <w:rFonts w:ascii="Tahoma" w:hAnsi="Tahoma" w:cs="Arial Unicode MS" w:eastAsiaTheme="minorEastAsia"/>
           <w:color w:val="000000"/>
           <w:sz w:val="20"/>
@@ -4081,22 +4241,7 @@
           <w:u w:color="000000"/>
           <w:lang w:eastAsia="en-GB"/>
         </w:rPr>
-        <w:t>Conference Program Committee Membe</w:t>
-      </w:r>
-      <w:bookmarkStart w:id="2" w:name="_GoBack"/>
-      <w:bookmarkEnd w:id="2"/>
-      <w:r>
-        <w:rPr>
-          <w:rFonts w:ascii="Tahoma" w:hAnsi="Tahoma" w:eastAsia="Tahoma" w:cs="Tahoma"/>
-          <w:b/>
-          <w:bCs/>
-          <w:color w:val="000000"/>
-          <w:sz w:val="20"/>
-          <w:szCs w:val="20"/>
-          <w:u w:color="000000"/>
-          <w:lang w:eastAsia="en-GB"/>
-        </w:rPr>
-        <w:t>r/Reviewer:</w:t>
+        <w:t>Conference Program Committee Member/Reviewer:</w:t>
       </w:r>
     </w:p>
     <w:p>
@@ -4363,36 +4508,8 @@
           <w:u w:color="000000"/>
           <w:lang w:val="en" w:eastAsia="en-GB"/>
         </w:rPr>
-        <w:t>Fitness,  Photography, Making Cocktails</w:t>
-      </w:r>
-    </w:p>
-    <w:p>
-      <w:pPr>
-        <w:keepNext w:val="0"/>
-        <w:keepLines w:val="0"/>
-        <w:pageBreakBefore w:val="0"/>
-        <w:widowControl/>
-        <w:kinsoku/>
-        <w:wordWrap/>
-        <w:overflowPunct/>
-        <w:topLinePunct w:val="0"/>
-        <w:autoSpaceDE/>
-        <w:autoSpaceDN/>
-        <w:bidi w:val="0"/>
-        <w:adjustRightInd/>
-        <w:snapToGrid/>
-        <w:spacing w:before="120" w:after="120" w:line="360" w:lineRule="auto"/>
-        <w:jc w:val="both"/>
-        <w:textAlignment w:val="auto"/>
-        <w:rPr>
-          <w:rFonts w:hint="default" w:ascii="Tahoma" w:hAnsi="Tahoma" w:cs="Arial Unicode MS"/>
-          <w:color w:val="000000"/>
-          <w:sz w:val="20"/>
-          <w:szCs w:val="20"/>
-          <w:u w:color="000000"/>
-          <w:lang w:val="en" w:eastAsia="en-GB"/>
-        </w:rPr>
-      </w:pPr>
+        <w:t>Fitness,  Photography</w:t>
+      </w:r>
     </w:p>
     <w:p>
       <w:pPr>
@@ -4490,7 +4607,7 @@
 </file>
 
 <file path=word/numbering.xml><?xml version="1.0" encoding="utf-8"?>
-<w:numbering xmlns:wpc="http://schemas.microsoft.com/office/word/2010/wordprocessingCanvas" xmlns:mc="http://schemas.openxmlformats.org/markup-compatibility/2006" xmlns:o="urn:schemas-microsoft-com:office:office" xmlns:r="http://schemas.openxmlformats.org/officeDocument/2006/relationships" xmlns:m="http://schemas.openxmlformats.org/officeDocument/2006/math" xmlns:v="urn:schemas-microsoft-com:vml" xmlns:wp14="http://schemas.microsoft.com/office/word/2010/wordprocessingDrawing" xmlns:wp="http://schemas.openxmlformats.org/drawingml/2006/wordprocessingDrawing" xmlns:w10="urn:schemas-microsoft-com:office:word" xmlns:w="http://schemas.openxmlformats.org/wordprocessingml/2006/main" xmlns:w14="http://schemas.microsoft.com/office/word/2010/wordml" xmlns:wpg="http://schemas.microsoft.com/office/word/2010/wordprocessingGroup" xmlns:wpi="http://schemas.microsoft.com/office/word/2010/wordprocessingInk" xmlns:wne="http://schemas.microsoft.com/office/word/2006/wordml" xmlns:wps="http://schemas.microsoft.com/office/word/2010/wordprocessingShape" xmlns:wpsCustomData="http://www.wps.cn/officeDocument/2013/wpsCustomData" mc:Ignorable="w14 wp14">
+<w:numbering xmlns:wpc="http://schemas.microsoft.com/office/word/2010/wordprocessingCanvas" xmlns:mc="http://schemas.openxmlformats.org/markup-compatibility/2006" xmlns:o="urn:schemas-microsoft-com:office:office" xmlns:r="http://schemas.openxmlformats.org/officeDocument/2006/relationships" xmlns:m="http://schemas.openxmlformats.org/officeDocument/2006/math" xmlns:v="urn:schemas-microsoft-com:vml" xmlns:wp14="http://schemas.microsoft.com/office/word/2010/wordprocessingDrawing" xmlns:wp="http://schemas.openxmlformats.org/drawingml/2006/wordprocessingDrawing" xmlns:w10="urn:schemas-microsoft-com:office:word" xmlns:w="http://schemas.openxmlformats.org/wordprocessingml/2006/main" xmlns:w14="http://schemas.microsoft.com/office/word/2010/wordml" xmlns:wpg="http://schemas.microsoft.com/office/word/2010/wordprocessingGroup" xmlns:wpi="http://schemas.microsoft.com/office/word/2010/wordprocessingInk" xmlns:wne="http://schemas.microsoft.com/office/word/2006/wordml" xmlns:wps="http://schemas.microsoft.com/office/word/2010/wordprocessingShape" mc:Ignorable="w14 wp14">
   <w:abstractNum w:abstractNumId="0">
     <w:nsid w:val="F3FFB737"/>
     <w:multiLevelType w:val="singleLevel"/>
@@ -4635,7 +4752,7 @@
 </file>
 
 <file path=word/styles.xml><?xml version="1.0" encoding="utf-8"?>
-<w:styles xmlns:mc="http://schemas.openxmlformats.org/markup-compatibility/2006" xmlns:o="urn:schemas-microsoft-com:office:office" xmlns:r="http://schemas.openxmlformats.org/officeDocument/2006/relationships" xmlns:m="http://schemas.openxmlformats.org/officeDocument/2006/math" xmlns:v="urn:schemas-microsoft-com:vml" xmlns:w="http://schemas.openxmlformats.org/wordprocessingml/2006/main" xmlns:w14="http://schemas.microsoft.com/office/word/2010/wordml" xmlns:w10="urn:schemas-microsoft-com:office:word" xmlns:sl="http://schemas.openxmlformats.org/schemaLibrary/2006/main" xmlns:wpsCustomData="http://www.wps.cn/officeDocument/2013/wpsCustomData" mc:Ignorable="w14">
+<w:styles xmlns:mc="http://schemas.openxmlformats.org/markup-compatibility/2006" xmlns:o="urn:schemas-microsoft-com:office:office" xmlns:r="http://schemas.openxmlformats.org/officeDocument/2006/relationships" xmlns:m="http://schemas.openxmlformats.org/officeDocument/2006/math" xmlns:v="urn:schemas-microsoft-com:vml" xmlns:w="http://schemas.openxmlformats.org/wordprocessingml/2006/main" xmlns:w14="http://schemas.microsoft.com/office/word/2010/wordml" xmlns:w10="urn:schemas-microsoft-com:office:word" xmlns:sl="http://schemas.openxmlformats.org/schemaLibrary/2006/main" mc:Ignorable="w14">
   <w:docDefaults>
     <w:rPrDefault>
       <w:rPr>
@@ -5252,7 +5369,7 @@
         <a:solidFill>
           <a:schemeClr val="phClr"/>
         </a:solidFill>
-        <a:gradFill rotWithShape="true">
+        <a:gradFill rotWithShape="1">
           <a:gsLst>
             <a:gs pos="0">
               <a:schemeClr val="phClr">
@@ -5273,9 +5390,9 @@
               </a:schemeClr>
             </a:gs>
           </a:gsLst>
-          <a:lin ang="16200000" scaled="true"/>
+          <a:lin ang="16200000" scaled="1"/>
         </a:gradFill>
-        <a:gradFill rotWithShape="true">
+        <a:gradFill rotWithShape="1">
           <a:gsLst>
             <a:gs pos="0">
               <a:schemeClr val="phClr">
@@ -5292,7 +5409,7 @@
               </a:schemeClr>
             </a:gs>
           </a:gsLst>
-          <a:lin ang="16200000" scaled="false"/>
+          <a:lin ang="16200000" scaled="0"/>
         </a:gradFill>
       </a:fillStyleLst>
       <a:lnStyleLst>
@@ -5351,7 +5468,7 @@
         <a:solidFill>
           <a:schemeClr val="phClr"/>
         </a:solidFill>
-        <a:gradFill rotWithShape="true">
+        <a:gradFill rotWithShape="1">
           <a:gsLst>
             <a:gs pos="0">
               <a:schemeClr val="phClr">
@@ -5377,7 +5494,7 @@
             <a:fillToRect l="50000" t="-80000" r="50000" b="180000"/>
           </a:path>
         </a:gradFill>
-        <a:gradFill rotWithShape="true">
+        <a:gradFill rotWithShape="1">
           <a:gsLst>
             <a:gs pos="0">
               <a:schemeClr val="phClr">

--- a/assets/pdf/CV-Ph.D.docx
+++ b/assets/pdf/CV-Ph.D.docx
@@ -229,8 +229,6 @@
         </w:rPr>
         <w:t>Computer Science</w:t>
       </w:r>
-      <w:bookmarkStart w:id="2" w:name="_GoBack"/>
-      <w:bookmarkEnd w:id="2"/>
     </w:p>
     <w:p>
       <w:pPr>
@@ -393,7 +391,7 @@
           <w:szCs w:val="20"/>
           <w:lang w:val="en-US"/>
         </w:rPr>
-        <w:t xml:space="preserve">              Harbin Institute of Technology Shenzhen Graduate School</w:t>
+        <w:t xml:space="preserve">            Harbin Institute of Technology Shenzhen Graduate School</w:t>
       </w:r>
     </w:p>
     <w:p>
@@ -680,6 +678,8 @@
         </w:rPr>
         <w:t xml:space="preserve">B.Eng </w:t>
       </w:r>
+      <w:bookmarkStart w:id="2" w:name="_GoBack"/>
+      <w:bookmarkEnd w:id="2"/>
       <w:r>
         <w:rPr>
           <w:sz w:val="20"/>

--- a/assets/pdf/CV-Ph.D.docx
+++ b/assets/pdf/CV-Ph.D.docx
@@ -678,8 +678,6 @@
         </w:rPr>
         <w:t xml:space="preserve">B.Eng </w:t>
       </w:r>
-      <w:bookmarkStart w:id="2" w:name="_GoBack"/>
-      <w:bookmarkEnd w:id="2"/>
       <w:r>
         <w:rPr>
           <w:sz w:val="20"/>
@@ -1076,7 +1074,18 @@
           <w:szCs w:val="20"/>
           <w:lang w:val="en" w:eastAsia="zh-CN"/>
         </w:rPr>
-        <w:t xml:space="preserve">, </w:t>
+        <w:t>,</w:t>
+      </w:r>
+      <w:bookmarkStart w:id="2" w:name="_GoBack"/>
+      <w:bookmarkEnd w:id="2"/>
+      <w:r>
+        <w:rPr>
+          <w:rFonts w:hint="default"/>
+          <w:sz w:val="20"/>
+          <w:szCs w:val="20"/>
+          <w:lang w:val="en" w:eastAsia="zh-CN"/>
+        </w:rPr>
+        <w:t xml:space="preserve"> </w:t>
       </w:r>
       <w:r>
         <w:rPr>
@@ -1502,7 +1511,23 @@
           <w:sz w:val="20"/>
           <w:szCs w:val="20"/>
         </w:rPr>
-        <w:t xml:space="preserve">Record the video lectures for more than 200 students </w:t>
+        <w:t>Record the</w:t>
+      </w:r>
+      <w:r>
+        <w:rPr>
+          <w:rFonts w:hint="default"/>
+          <w:sz w:val="20"/>
+          <w:szCs w:val="20"/>
+          <w:lang w:val="en"/>
+        </w:rPr>
+        <w:t xml:space="preserve"> </w:t>
+      </w:r>
+      <w:r>
+        <w:rPr>
+          <w:sz w:val="20"/>
+          <w:szCs w:val="20"/>
+        </w:rPr>
+        <w:t xml:space="preserve">lectures video for more than 200 students </w:t>
       </w:r>
     </w:p>
     <w:p>
@@ -1670,11 +1695,20 @@
       </w:r>
       <w:r>
         <w:rPr>
+          <w:rFonts w:hint="default" w:cs="Tahoma"/>
+          <w:sz w:val="20"/>
+          <w:szCs w:val="20"/>
+          <w:lang w:val="en"/>
+        </w:rPr>
+        <w:t>P</w:t>
+      </w:r>
+      <w:r>
+        <w:rPr>
           <w:rFonts w:hint="eastAsia"/>
           <w:sz w:val="20"/>
           <w:szCs w:val="20"/>
         </w:rPr>
-        <w:t>propagation</w:t>
+        <w:t>ropagation</w:t>
       </w:r>
       <w:r>
         <w:rPr>
